--- a/Course/Component 1 - Computer Systems/1.1 Processors, Input, Output and Storage/00 Topic Resources/End-of-Topic Worksheet (editable).docx
+++ b/Course/Component 1 - Computer Systems/1.1 Processors, Input, Output and Storage/00 Topic Resources/End-of-Topic Worksheet (editable).docx
@@ -43,7 +43,7 @@
     </w:p>
     <w:p>
       <w:r>
-        <w:t>Time: ~30 min. Write your answers in the spaces; check against the answer key at the end.</w:t>
+        <w:t>Time: ~60 min. Write your answers in the spaces; check against the answer key at the end.</w:t>
       </w:r>
     </w:p>
     <w:p>
@@ -56,6 +56,14 @@
     <w:p>
       <w:pPr>
         <w:pStyle w:val="Heading2"/>
+      </w:pPr>
+      <w:r>
+        <w:t>Section A — Skills practice</w:t>
+      </w:r>
+    </w:p>
+    <w:p>
+      <w:pPr>
+        <w:pStyle w:val="Heading3"/>
       </w:pPr>
       <w:r>
         <w:t>1. Key-term match</w:t>
@@ -267,7 +275,7 @@
     </w:p>
     <w:p>
       <w:pPr>
-        <w:pStyle w:val="Heading2"/>
+        <w:pStyle w:val="Heading3"/>
       </w:pPr>
       <w:r>
         <w:t>2. Fill in the blanks — the Fetch–Decode–Execute cycle</w:t>
@@ -509,7 +517,7 @@
     </w:p>
     <w:p>
       <w:pPr>
-        <w:pStyle w:val="Heading2"/>
+        <w:pStyle w:val="Heading3"/>
       </w:pPr>
       <w:r>
         <w:t>3. State the register</w:t>
@@ -684,7 +692,7 @@
     </w:p>
     <w:p>
       <w:pPr>
-        <w:pStyle w:val="Heading2"/>
+        <w:pStyle w:val="Heading3"/>
       </w:pPr>
       <w:r>
         <w:t>4. Put the FDE steps in order</w:t>
@@ -724,7 +732,7 @@
     </w:p>
     <w:p>
       <w:pPr>
-        <w:pStyle w:val="Heading2"/>
+        <w:pStyle w:val="Heading3"/>
       </w:pPr>
       <w:r>
         <w:t>5. Short answer — performance &amp; architectures</w:t>
@@ -911,7 +919,7 @@
     </w:p>
     <w:p>
       <w:pPr>
-        <w:pStyle w:val="Heading2"/>
+        <w:pStyle w:val="Heading3"/>
       </w:pPr>
       <w:r>
         <w:t>6. Storage device selection table</w:t>
@@ -1232,7 +1240,7 @@
     </w:p>
     <w:p>
       <w:pPr>
-        <w:pStyle w:val="Heading2"/>
+        <w:pStyle w:val="Heading3"/>
       </w:pPr>
       <w:r>
         <w:t>7. Challenge box</w:t>
@@ -1775,6 +1783,1282 @@
           <w:b/>
         </w:rPr>
       </w:r>
+    </w:p>
+    <w:p>
+      <w:pPr>
+        <w:pBdr>
+          <w:bottom w:val="single" w:sz="6" w:space="1" w:color="AAAAAA"/>
+        </w:pBdr>
+      </w:pPr>
+    </w:p>
+    <w:p>
+      <w:pPr>
+        <w:pStyle w:val="Heading3"/>
+      </w:pPr>
+      <w:r>
+        <w:t>8. Scenario table — pick the right processor/architecture/storage</w:t>
+      </w:r>
+    </w:p>
+    <w:p>
+      <w:r>
+        <w:t xml:space="preserve">Examiners consistently report that candidates can </w:t>
+      </w:r>
+      <w:r>
+        <w:rPr>
+          <w:i/>
+        </w:rPr>
+        <w:t>define</w:t>
+      </w:r>
+      <w:r>
+        <w:t xml:space="preserve"> architectures and storage types but cannot </w:t>
+      </w:r>
+      <w:r>
+        <w:rPr>
+          <w:i/>
+        </w:rPr>
+        <w:t>select</w:t>
+      </w:r>
+      <w:r>
+        <w:t xml:space="preserve"> the right one for a scenario. For each scenario below, choose the best option from the bank and give a </w:t>
+      </w:r>
+      <w:r>
+        <w:rPr>
+          <w:b/>
+        </w:rPr>
+        <w:t>one-line justification tied to the scenario</w:t>
+      </w:r>
+      <w:r>
+        <w:t xml:space="preserve"> (a generic definition scores nothing).</w:t>
+      </w:r>
+    </w:p>
+    <w:p>
+      <w:r>
+        <w:rPr>
+          <w:b/>
+        </w:rPr>
+        <w:t>Bank:</w:t>
+      </w:r>
+      <w:r>
+        <w:t xml:space="preserve"> Von Neumann multicore CPU · Harvard-architecture microcontroller · RISC processor · GPU · Magnetic tape · Flash storage (SSD)</w:t>
+      </w:r>
+    </w:p>
+    <w:tbl>
+      <w:tblPr>
+        <w:tblStyle w:val="TableGrid"/>
+        <w:tblW w:type="auto" w:w="0"/>
+        <w:tblLook w:firstColumn="1" w:firstRow="1" w:lastColumn="0" w:lastRow="0" w:noHBand="0" w:noVBand="1" w:val="04A0"/>
+      </w:tblPr>
+      <w:tblGrid>
+        <w:gridCol w:w="2880"/>
+        <w:gridCol w:w="2880"/>
+        <w:gridCol w:w="2880"/>
+      </w:tblGrid>
+      <w:tr>
+        <w:tc>
+          <w:tcPr>
+            <w:tcW w:type="dxa" w:w="2880"/>
+            <w:shd w:fill="D9E2F3"/>
+          </w:tcPr>
+          <w:p>
+            <w:r>
+              <w:rPr>
+                <w:b/>
+              </w:rPr>
+            </w:r>
+            <w:r>
+              <w:rPr>
+                <w:b/>
+              </w:rPr>
+              <w:t>Scenario</w:t>
+            </w:r>
+          </w:p>
+        </w:tc>
+        <w:tc>
+          <w:tcPr>
+            <w:tcW w:type="dxa" w:w="2880"/>
+            <w:shd w:fill="D9E2F3"/>
+          </w:tcPr>
+          <w:p>
+            <w:r>
+              <w:rPr>
+                <w:b/>
+              </w:rPr>
+            </w:r>
+            <w:r>
+              <w:rPr>
+                <w:b/>
+              </w:rPr>
+              <w:t>Choice</w:t>
+            </w:r>
+          </w:p>
+        </w:tc>
+        <w:tc>
+          <w:tcPr>
+            <w:tcW w:type="dxa" w:w="2880"/>
+            <w:shd w:fill="D9E2F3"/>
+          </w:tcPr>
+          <w:p>
+            <w:r>
+              <w:rPr>
+                <w:b/>
+              </w:rPr>
+            </w:r>
+            <w:r>
+              <w:rPr>
+                <w:b/>
+              </w:rPr>
+              <w:t>Justification (linked to the scenario)</w:t>
+            </w:r>
+          </w:p>
+        </w:tc>
+      </w:tr>
+      <w:tr>
+        <w:tc>
+          <w:tcPr>
+            <w:tcW w:type="dxa" w:w="2880"/>
+          </w:tcPr>
+          <w:p>
+            <w:r/>
+            <w:r>
+              <w:t>a) A washing machine's controller runs one small, fixed program that never changes, kept separate from its working data.</w:t>
+            </w:r>
+          </w:p>
+        </w:tc>
+        <w:tc>
+          <w:tcPr>
+            <w:tcW w:type="dxa" w:w="2880"/>
+          </w:tcPr>
+          <w:p>
+            <w:r/>
+          </w:p>
+        </w:tc>
+        <w:tc>
+          <w:tcPr>
+            <w:tcW w:type="dxa" w:w="2880"/>
+          </w:tcPr>
+          <w:p>
+            <w:r/>
+          </w:p>
+        </w:tc>
+      </w:tr>
+      <w:tr>
+        <w:tc>
+          <w:tcPr>
+            <w:tcW w:type="dxa" w:w="2880"/>
+          </w:tcPr>
+          <w:p>
+            <w:r/>
+            <w:r>
+              <w:t>b) A data-science team trains machine-learning models that multiply enormous matrices of numbers.</w:t>
+            </w:r>
+          </w:p>
+        </w:tc>
+        <w:tc>
+          <w:tcPr>
+            <w:tcW w:type="dxa" w:w="2880"/>
+          </w:tcPr>
+          <w:p>
+            <w:r/>
+          </w:p>
+        </w:tc>
+        <w:tc>
+          <w:tcPr>
+            <w:tcW w:type="dxa" w:w="2880"/>
+          </w:tcPr>
+          <w:p>
+            <w:r/>
+          </w:p>
+        </w:tc>
+      </w:tr>
+      <w:tr>
+        <w:tc>
+          <w:tcPr>
+            <w:tcW w:type="dxa" w:w="2880"/>
+          </w:tcPr>
+          <w:p>
+            <w:r/>
+            <w:r>
+              <w:t>c) A battery-powered fitness watch must run for a week between charges.</w:t>
+            </w:r>
+          </w:p>
+        </w:tc>
+        <w:tc>
+          <w:tcPr>
+            <w:tcW w:type="dxa" w:w="2880"/>
+          </w:tcPr>
+          <w:p>
+            <w:r/>
+          </w:p>
+        </w:tc>
+        <w:tc>
+          <w:tcPr>
+            <w:tcW w:type="dxa" w:w="2880"/>
+          </w:tcPr>
+          <w:p>
+            <w:r/>
+          </w:p>
+        </w:tc>
+      </w:tr>
+      <w:tr>
+        <w:tc>
+          <w:tcPr>
+            <w:tcW w:type="dxa" w:w="2880"/>
+          </w:tcPr>
+          <w:p>
+            <w:r/>
+            <w:r>
+              <w:t>d) A national archive must keep 800 TB of records off-site as cheaply as possible; they are almost never read back.</w:t>
+            </w:r>
+          </w:p>
+        </w:tc>
+        <w:tc>
+          <w:tcPr>
+            <w:tcW w:type="dxa" w:w="2880"/>
+          </w:tcPr>
+          <w:p>
+            <w:r/>
+          </w:p>
+        </w:tc>
+        <w:tc>
+          <w:tcPr>
+            <w:tcW w:type="dxa" w:w="2880"/>
+          </w:tcPr>
+          <w:p>
+            <w:r/>
+          </w:p>
+        </w:tc>
+      </w:tr>
+      <w:tr>
+        <w:tc>
+          <w:tcPr>
+            <w:tcW w:type="dxa" w:w="2880"/>
+          </w:tcPr>
+          <w:p>
+            <w:r/>
+            <w:r>
+              <w:t>e) A video journalist needs portable storage that survives being dropped and transfers footage quickly in the field.</w:t>
+            </w:r>
+          </w:p>
+        </w:tc>
+        <w:tc>
+          <w:tcPr>
+            <w:tcW w:type="dxa" w:w="2880"/>
+          </w:tcPr>
+          <w:p>
+            <w:r/>
+          </w:p>
+        </w:tc>
+        <w:tc>
+          <w:tcPr>
+            <w:tcW w:type="dxa" w:w="2880"/>
+          </w:tcPr>
+          <w:p>
+            <w:r/>
+          </w:p>
+        </w:tc>
+      </w:tr>
+      <w:tr>
+        <w:tc>
+          <w:tcPr>
+            <w:tcW w:type="dxa" w:w="2880"/>
+          </w:tcPr>
+          <w:p>
+            <w:r/>
+            <w:r>
+              <w:t>f) An office desktop must run many different applications, loading new programs and data into the same memory.</w:t>
+            </w:r>
+          </w:p>
+        </w:tc>
+        <w:tc>
+          <w:tcPr>
+            <w:tcW w:type="dxa" w:w="2880"/>
+          </w:tcPr>
+          <w:p>
+            <w:r/>
+          </w:p>
+        </w:tc>
+        <w:tc>
+          <w:tcPr>
+            <w:tcW w:type="dxa" w:w="2880"/>
+          </w:tcPr>
+          <w:p>
+            <w:r/>
+          </w:p>
+        </w:tc>
+      </w:tr>
+    </w:tbl>
+    <w:p/>
+    <w:p>
+      <w:pPr>
+        <w:pBdr>
+          <w:bottom w:val="single" w:sz="6" w:space="1" w:color="AAAAAA"/>
+        </w:pBdr>
+      </w:pPr>
+    </w:p>
+    <w:p>
+      <w:pPr>
+        <w:pStyle w:val="Heading3"/>
+      </w:pPr>
+      <w:r>
+        <w:t>9. FDE register transfers — order the notation</w:t>
+      </w:r>
+    </w:p>
+    <w:p>
+      <w:r>
+        <w:t xml:space="preserve">The register-transfer steps of one full fetch–decode–execute cycle are shown out of order. Number them </w:t>
+      </w:r>
+      <w:r>
+        <w:rPr>
+          <w:b/>
+        </w:rPr>
+        <w:t>1–6</w:t>
+      </w:r>
+      <w:r>
+        <w:t>. (</w:t>
+      </w:r>
+      <w:r>
+        <w:rPr>
+          <w:rFonts w:ascii="Consolas" w:hAnsi="Consolas"/>
+          <w:sz w:val="19"/>
+        </w:rPr>
+        <w:t>memory[MAR]</w:t>
+      </w:r>
+      <w:r>
+        <w:t xml:space="preserve"> means "the contents of the memory location whose address is in the MAR".)</w:t>
+      </w:r>
+    </w:p>
+    <w:p>
+      <w:r>
+        <w:t>____ CIR ← MDR</w:t>
+      </w:r>
+    </w:p>
+    <w:p>
+      <w:r>
+        <w:t>____ Decode: the CU splits the contents of the CIR into opcode and operand</w:t>
+      </w:r>
+    </w:p>
+    <w:p>
+      <w:r>
+        <w:t>____ MAR ← PC</w:t>
+      </w:r>
+    </w:p>
+    <w:p>
+      <w:r>
+        <w:t>____ Execute: the ALU carries out the operation; any result is stored in the ACC</w:t>
+      </w:r>
+    </w:p>
+    <w:p>
+      <w:r>
+        <w:t>____ MDR ← memory[MAR]</w:t>
+      </w:r>
+    </w:p>
+    <w:p>
+      <w:r>
+        <w:t>____ PC ← PC + 1</w:t>
+      </w:r>
+    </w:p>
+    <w:p>
+      <w:pPr>
+        <w:pBdr>
+          <w:bottom w:val="single" w:sz="6" w:space="1" w:color="AAAAAA"/>
+        </w:pBdr>
+      </w:pPr>
+    </w:p>
+    <w:p>
+      <w:pPr>
+        <w:pStyle w:val="Heading2"/>
+      </w:pPr>
+      <w:r>
+        <w:t>Section B — Exam practice (30 marks)</w:t>
+      </w:r>
+    </w:p>
+    <w:p>
+      <w:r>
+        <w:t>Answer all questions in full sentences where appropriate. Marks and assessment objectives are shown in brackets.</w:t>
+      </w:r>
+    </w:p>
+    <w:p>
+      <w:r>
+        <w:rPr>
+          <w:b/>
+        </w:rPr>
+        <w:t>Q1</w:t>
+      </w:r>
+      <w:r>
+        <w:t xml:space="preserve"> State the purpose of the Memory Data Register (MDR). </w:t>
+      </w:r>
+      <w:r>
+        <w:rPr>
+          <w:b/>
+        </w:rPr>
+        <w:t>[1]</w:t>
+      </w:r>
+      <w:r>
+        <w:t xml:space="preserve"> (AO1)</w:t>
+      </w:r>
+    </w:p>
+    <w:p>
+      <w:pPr>
+        <w:spacing w:before="260"/>
+        <w:pBdr>
+          <w:bottom w:val="single" w:sz="4" w:space="1" w:color="AAB4C0"/>
+        </w:pBdr>
+      </w:pPr>
+    </w:p>
+    <w:p>
+      <w:pPr>
+        <w:spacing w:before="260"/>
+        <w:pBdr>
+          <w:bottom w:val="single" w:sz="4" w:space="1" w:color="AAB4C0"/>
+        </w:pBdr>
+      </w:pPr>
+    </w:p>
+    <w:p>
+      <w:pPr>
+        <w:pBdr>
+          <w:bottom w:val="single" w:sz="6" w:space="1" w:color="AAAAAA"/>
+        </w:pBdr>
+      </w:pPr>
+    </w:p>
+    <w:p>
+      <w:r>
+        <w:rPr>
+          <w:b/>
+        </w:rPr>
+        <w:t>Q2</w:t>
+      </w:r>
+      <w:r>
+        <w:t xml:space="preserve"> Describe how pipelining improves the performance of a processor. </w:t>
+      </w:r>
+      <w:r>
+        <w:rPr>
+          <w:b/>
+        </w:rPr>
+        <w:t>[2]</w:t>
+      </w:r>
+      <w:r>
+        <w:t xml:space="preserve"> (AO1)</w:t>
+      </w:r>
+    </w:p>
+    <w:p>
+      <w:pPr>
+        <w:spacing w:before="260"/>
+        <w:pBdr>
+          <w:bottom w:val="single" w:sz="4" w:space="1" w:color="AAB4C0"/>
+        </w:pBdr>
+      </w:pPr>
+    </w:p>
+    <w:p>
+      <w:pPr>
+        <w:spacing w:before="260"/>
+        <w:pBdr>
+          <w:bottom w:val="single" w:sz="4" w:space="1" w:color="AAB4C0"/>
+        </w:pBdr>
+      </w:pPr>
+    </w:p>
+    <w:p>
+      <w:pPr>
+        <w:spacing w:before="260"/>
+        <w:pBdr>
+          <w:bottom w:val="single" w:sz="4" w:space="1" w:color="AAB4C0"/>
+        </w:pBdr>
+      </w:pPr>
+    </w:p>
+    <w:p>
+      <w:pPr>
+        <w:pBdr>
+          <w:bottom w:val="single" w:sz="6" w:space="1" w:color="AAAAAA"/>
+        </w:pBdr>
+      </w:pPr>
+    </w:p>
+    <w:p>
+      <w:pPr>
+        <w:pBdr>
+          <w:bottom w:val="single" w:sz="6" w:space="1" w:color="AAAAAA"/>
+        </w:pBdr>
+      </w:pPr>
+    </w:p>
+    <w:p>
+      <w:r>
+        <w:rPr>
+          <w:b/>
+        </w:rPr>
+        <w:t>Q3</w:t>
+      </w:r>
+      <w:r>
+        <w:t xml:space="preserve"> A supermarket is installing self-service checkouts. Identify </w:t>
+      </w:r>
+      <w:r>
+        <w:rPr>
+          <w:b/>
+        </w:rPr>
+        <w:t>three</w:t>
+      </w:r>
+      <w:r>
+        <w:t xml:space="preserve"> input or output devices the checkout will need, and state the purpose of each </w:t>
+      </w:r>
+      <w:r>
+        <w:rPr>
+          <w:b/>
+        </w:rPr>
+        <w:t>in this scenario</w:t>
+      </w:r>
+      <w:r>
+        <w:t xml:space="preserve">. </w:t>
+      </w:r>
+      <w:r>
+        <w:rPr>
+          <w:b/>
+        </w:rPr>
+        <w:t>[3]</w:t>
+      </w:r>
+      <w:r>
+        <w:t xml:space="preserve"> (AO2)</w:t>
+      </w:r>
+    </w:p>
+    <w:p>
+      <w:pPr>
+        <w:spacing w:before="260"/>
+        <w:pBdr>
+          <w:bottom w:val="single" w:sz="4" w:space="1" w:color="AAB4C0"/>
+        </w:pBdr>
+      </w:pPr>
+    </w:p>
+    <w:p>
+      <w:pPr>
+        <w:spacing w:before="260"/>
+        <w:pBdr>
+          <w:bottom w:val="single" w:sz="4" w:space="1" w:color="AAB4C0"/>
+        </w:pBdr>
+      </w:pPr>
+    </w:p>
+    <w:p>
+      <w:pPr>
+        <w:spacing w:before="260"/>
+        <w:pBdr>
+          <w:bottom w:val="single" w:sz="4" w:space="1" w:color="AAB4C0"/>
+        </w:pBdr>
+      </w:pPr>
+    </w:p>
+    <w:p>
+      <w:pPr>
+        <w:spacing w:before="260"/>
+        <w:pBdr>
+          <w:bottom w:val="single" w:sz="4" w:space="1" w:color="AAB4C0"/>
+        </w:pBdr>
+      </w:pPr>
+    </w:p>
+    <w:p>
+      <w:pPr>
+        <w:pBdr>
+          <w:bottom w:val="single" w:sz="6" w:space="1" w:color="AAAAAA"/>
+        </w:pBdr>
+      </w:pPr>
+    </w:p>
+    <w:p>
+      <w:pPr>
+        <w:pBdr>
+          <w:bottom w:val="single" w:sz="6" w:space="1" w:color="AAAAAA"/>
+        </w:pBdr>
+      </w:pPr>
+    </w:p>
+    <w:p>
+      <w:pPr>
+        <w:pBdr>
+          <w:bottom w:val="single" w:sz="6" w:space="1" w:color="AAAAAA"/>
+        </w:pBdr>
+      </w:pPr>
+    </w:p>
+    <w:p>
+      <w:r>
+        <w:rPr>
+          <w:b/>
+        </w:rPr>
+        <w:t>Q4</w:t>
+      </w:r>
+      <w:r>
+        <w:t xml:space="preserve"> A wildlife photographer works on location, carries her storage in a rucksack, and transfers thousands of large image files to her drive every day. Explain </w:t>
+      </w:r>
+      <w:r>
+        <w:rPr>
+          <w:b/>
+        </w:rPr>
+        <w:t>two</w:t>
+      </w:r>
+      <w:r>
+        <w:t xml:space="preserve"> reasons why flash storage (an SSD) is more suitable than a magnetic hard disk drive for this photographer. </w:t>
+      </w:r>
+      <w:r>
+        <w:rPr>
+          <w:b/>
+        </w:rPr>
+        <w:t>[4]</w:t>
+      </w:r>
+      <w:r>
+        <w:t xml:space="preserve"> (AO2)</w:t>
+      </w:r>
+    </w:p>
+    <w:p>
+      <w:pPr>
+        <w:spacing w:before="260"/>
+        <w:pBdr>
+          <w:bottom w:val="single" w:sz="4" w:space="1" w:color="AAB4C0"/>
+        </w:pBdr>
+      </w:pPr>
+    </w:p>
+    <w:p>
+      <w:pPr>
+        <w:spacing w:before="260"/>
+        <w:pBdr>
+          <w:bottom w:val="single" w:sz="4" w:space="1" w:color="AAB4C0"/>
+        </w:pBdr>
+      </w:pPr>
+    </w:p>
+    <w:p>
+      <w:pPr>
+        <w:spacing w:before="260"/>
+        <w:pBdr>
+          <w:bottom w:val="single" w:sz="4" w:space="1" w:color="AAB4C0"/>
+        </w:pBdr>
+      </w:pPr>
+    </w:p>
+    <w:p>
+      <w:pPr>
+        <w:spacing w:before="260"/>
+        <w:pBdr>
+          <w:bottom w:val="single" w:sz="4" w:space="1" w:color="AAB4C0"/>
+        </w:pBdr>
+      </w:pPr>
+    </w:p>
+    <w:p>
+      <w:pPr>
+        <w:spacing w:before="260"/>
+        <w:pBdr>
+          <w:bottom w:val="single" w:sz="4" w:space="1" w:color="AAB4C0"/>
+        </w:pBdr>
+      </w:pPr>
+    </w:p>
+    <w:p>
+      <w:pPr>
+        <w:spacing w:before="260"/>
+        <w:pBdr>
+          <w:bottom w:val="single" w:sz="4" w:space="1" w:color="AAB4C0"/>
+        </w:pBdr>
+      </w:pPr>
+    </w:p>
+    <w:p>
+      <w:pPr>
+        <w:pBdr>
+          <w:bottom w:val="single" w:sz="6" w:space="1" w:color="AAAAAA"/>
+        </w:pBdr>
+      </w:pPr>
+    </w:p>
+    <w:p>
+      <w:pPr>
+        <w:pBdr>
+          <w:bottom w:val="single" w:sz="6" w:space="1" w:color="AAAAAA"/>
+        </w:pBdr>
+      </w:pPr>
+    </w:p>
+    <w:p>
+      <w:pPr>
+        <w:pBdr>
+          <w:bottom w:val="single" w:sz="6" w:space="1" w:color="AAAAAA"/>
+        </w:pBdr>
+      </w:pPr>
+    </w:p>
+    <w:p>
+      <w:pPr>
+        <w:pBdr>
+          <w:bottom w:val="single" w:sz="6" w:space="1" w:color="AAAAAA"/>
+        </w:pBdr>
+      </w:pPr>
+    </w:p>
+    <w:p>
+      <w:r>
+        <w:rPr>
+          <w:b/>
+        </w:rPr>
+        <w:t>Q5</w:t>
+      </w:r>
+      <w:r>
+        <w:t xml:space="preserve"> The Program Counter of a processor holds the address 0064. Memory location 0064 contains the instruction </w:t>
+      </w:r>
+      <w:r>
+        <w:rPr>
+          <w:rFonts w:ascii="Consolas" w:hAnsi="Consolas"/>
+          <w:sz w:val="19"/>
+        </w:rPr>
+        <w:t>ADD 0100</w:t>
+      </w:r>
+      <w:r>
+        <w:t xml:space="preserve">. Complete the table to show the contents of each register </w:t>
+      </w:r>
+      <w:r>
+        <w:rPr>
+          <w:b/>
+        </w:rPr>
+        <w:t>once the fetch stage of the cycle is complete</w:t>
+      </w:r>
+      <w:r>
+        <w:t xml:space="preserve">. </w:t>
+      </w:r>
+      <w:r>
+        <w:rPr>
+          <w:b/>
+        </w:rPr>
+        <w:t>[4]</w:t>
+      </w:r>
+      <w:r>
+        <w:t xml:space="preserve"> (AO2)</w:t>
+      </w:r>
+    </w:p>
+    <w:p>
+      <w:pPr>
+        <w:spacing w:before="260"/>
+        <w:pBdr>
+          <w:bottom w:val="single" w:sz="4" w:space="1" w:color="AAB4C0"/>
+        </w:pBdr>
+      </w:pPr>
+    </w:p>
+    <w:p>
+      <w:pPr>
+        <w:spacing w:before="260"/>
+        <w:pBdr>
+          <w:bottom w:val="single" w:sz="4" w:space="1" w:color="AAB4C0"/>
+        </w:pBdr>
+      </w:pPr>
+    </w:p>
+    <w:p>
+      <w:pPr>
+        <w:spacing w:before="260"/>
+        <w:pBdr>
+          <w:bottom w:val="single" w:sz="4" w:space="1" w:color="AAB4C0"/>
+        </w:pBdr>
+      </w:pPr>
+    </w:p>
+    <w:p>
+      <w:pPr>
+        <w:spacing w:before="260"/>
+        <w:pBdr>
+          <w:bottom w:val="single" w:sz="4" w:space="1" w:color="AAB4C0"/>
+        </w:pBdr>
+      </w:pPr>
+    </w:p>
+    <w:p>
+      <w:pPr>
+        <w:spacing w:before="260"/>
+        <w:pBdr>
+          <w:bottom w:val="single" w:sz="4" w:space="1" w:color="AAB4C0"/>
+        </w:pBdr>
+      </w:pPr>
+    </w:p>
+    <w:p>
+      <w:pPr>
+        <w:spacing w:before="260"/>
+        <w:pBdr>
+          <w:bottom w:val="single" w:sz="4" w:space="1" w:color="AAB4C0"/>
+        </w:pBdr>
+      </w:pPr>
+    </w:p>
+    <w:tbl>
+      <w:tblPr>
+        <w:tblStyle w:val="TableGrid"/>
+        <w:tblW w:type="auto" w:w="0"/>
+        <w:tblLook w:firstColumn="1" w:firstRow="1" w:lastColumn="0" w:lastRow="0" w:noHBand="0" w:noVBand="1" w:val="04A0"/>
+      </w:tblPr>
+      <w:tblGrid>
+        <w:gridCol w:w="4320"/>
+        <w:gridCol w:w="4320"/>
+      </w:tblGrid>
+      <w:tr>
+        <w:tc>
+          <w:tcPr>
+            <w:tcW w:type="dxa" w:w="4320"/>
+            <w:shd w:fill="D9E2F3"/>
+          </w:tcPr>
+          <w:p>
+            <w:r>
+              <w:rPr>
+                <w:b/>
+              </w:rPr>
+            </w:r>
+            <w:r>
+              <w:rPr>
+                <w:b/>
+              </w:rPr>
+              <w:t>Register</w:t>
+            </w:r>
+          </w:p>
+        </w:tc>
+        <w:tc>
+          <w:tcPr>
+            <w:tcW w:type="dxa" w:w="4320"/>
+            <w:shd w:fill="D9E2F3"/>
+          </w:tcPr>
+          <w:p>
+            <w:r>
+              <w:rPr>
+                <w:b/>
+              </w:rPr>
+            </w:r>
+            <w:r>
+              <w:rPr>
+                <w:b/>
+              </w:rPr>
+              <w:t>Contents after fetch</w:t>
+            </w:r>
+          </w:p>
+        </w:tc>
+      </w:tr>
+      <w:tr>
+        <w:tc>
+          <w:tcPr>
+            <w:tcW w:type="dxa" w:w="4320"/>
+          </w:tcPr>
+          <w:p>
+            <w:r/>
+            <w:r>
+              <w:t>PC</w:t>
+            </w:r>
+          </w:p>
+        </w:tc>
+        <w:tc>
+          <w:tcPr>
+            <w:tcW w:type="dxa" w:w="4320"/>
+          </w:tcPr>
+          <w:p>
+            <w:r/>
+          </w:p>
+        </w:tc>
+      </w:tr>
+      <w:tr>
+        <w:tc>
+          <w:tcPr>
+            <w:tcW w:type="dxa" w:w="4320"/>
+          </w:tcPr>
+          <w:p>
+            <w:r/>
+            <w:r>
+              <w:t>MAR</w:t>
+            </w:r>
+          </w:p>
+        </w:tc>
+        <w:tc>
+          <w:tcPr>
+            <w:tcW w:type="dxa" w:w="4320"/>
+          </w:tcPr>
+          <w:p>
+            <w:r/>
+          </w:p>
+        </w:tc>
+      </w:tr>
+      <w:tr>
+        <w:tc>
+          <w:tcPr>
+            <w:tcW w:type="dxa" w:w="4320"/>
+          </w:tcPr>
+          <w:p>
+            <w:r/>
+            <w:r>
+              <w:t>MDR</w:t>
+            </w:r>
+          </w:p>
+        </w:tc>
+        <w:tc>
+          <w:tcPr>
+            <w:tcW w:type="dxa" w:w="4320"/>
+          </w:tcPr>
+          <w:p>
+            <w:r/>
+          </w:p>
+        </w:tc>
+      </w:tr>
+      <w:tr>
+        <w:tc>
+          <w:tcPr>
+            <w:tcW w:type="dxa" w:w="4320"/>
+          </w:tcPr>
+          <w:p>
+            <w:r/>
+            <w:r>
+              <w:t>CIR</w:t>
+            </w:r>
+          </w:p>
+        </w:tc>
+        <w:tc>
+          <w:tcPr>
+            <w:tcW w:type="dxa" w:w="4320"/>
+          </w:tcPr>
+          <w:p>
+            <w:r/>
+          </w:p>
+        </w:tc>
+      </w:tr>
+    </w:tbl>
+    <w:p/>
+    <w:p>
+      <w:r>
+        <w:rPr>
+          <w:b/>
+        </w:rPr>
+        <w:t>Q6</w:t>
+      </w:r>
+      <w:r>
+        <w:t xml:space="preserve"> Explain how increasing the amount of cache can improve the performance of a CPU. </w:t>
+      </w:r>
+      <w:r>
+        <w:rPr>
+          <w:b/>
+        </w:rPr>
+        <w:t>[3]</w:t>
+      </w:r>
+      <w:r>
+        <w:t xml:space="preserve"> (AO1)</w:t>
+      </w:r>
+    </w:p>
+    <w:p>
+      <w:pPr>
+        <w:spacing w:before="260"/>
+        <w:pBdr>
+          <w:bottom w:val="single" w:sz="4" w:space="1" w:color="AAB4C0"/>
+        </w:pBdr>
+      </w:pPr>
+    </w:p>
+    <w:p>
+      <w:pPr>
+        <w:spacing w:before="260"/>
+        <w:pBdr>
+          <w:bottom w:val="single" w:sz="4" w:space="1" w:color="AAB4C0"/>
+        </w:pBdr>
+      </w:pPr>
+    </w:p>
+    <w:p>
+      <w:pPr>
+        <w:spacing w:before="260"/>
+        <w:pBdr>
+          <w:bottom w:val="single" w:sz="4" w:space="1" w:color="AAB4C0"/>
+        </w:pBdr>
+      </w:pPr>
+    </w:p>
+    <w:p>
+      <w:pPr>
+        <w:spacing w:before="260"/>
+        <w:pBdr>
+          <w:bottom w:val="single" w:sz="4" w:space="1" w:color="AAB4C0"/>
+        </w:pBdr>
+      </w:pPr>
+    </w:p>
+    <w:p>
+      <w:pPr>
+        <w:pBdr>
+          <w:bottom w:val="single" w:sz="6" w:space="1" w:color="AAAAAA"/>
+        </w:pBdr>
+      </w:pPr>
+    </w:p>
+    <w:p>
+      <w:pPr>
+        <w:pBdr>
+          <w:bottom w:val="single" w:sz="6" w:space="1" w:color="AAAAAA"/>
+        </w:pBdr>
+      </w:pPr>
+    </w:p>
+    <w:p>
+      <w:pPr>
+        <w:pBdr>
+          <w:bottom w:val="single" w:sz="6" w:space="1" w:color="AAAAAA"/>
+        </w:pBdr>
+      </w:pPr>
+    </w:p>
+    <w:p>
+      <w:r>
+        <w:rPr>
+          <w:b/>
+        </w:rPr>
+        <w:t>Q7</w:t>
+      </w:r>
+      <w:r>
+        <w:t xml:space="preserve"> Describe </w:t>
+      </w:r>
+      <w:r>
+        <w:rPr>
+          <w:b/>
+        </w:rPr>
+        <w:t>two</w:t>
+      </w:r>
+      <w:r>
+        <w:t xml:space="preserve"> differences between RISC and CISC processors. </w:t>
+      </w:r>
+      <w:r>
+        <w:rPr>
+          <w:b/>
+        </w:rPr>
+        <w:t>[4]</w:t>
+      </w:r>
+      <w:r>
+        <w:t xml:space="preserve"> (AO1)</w:t>
+      </w:r>
+    </w:p>
+    <w:p>
+      <w:pPr>
+        <w:spacing w:before="260"/>
+        <w:pBdr>
+          <w:bottom w:val="single" w:sz="4" w:space="1" w:color="AAB4C0"/>
+        </w:pBdr>
+      </w:pPr>
+    </w:p>
+    <w:p>
+      <w:pPr>
+        <w:spacing w:before="260"/>
+        <w:pBdr>
+          <w:bottom w:val="single" w:sz="4" w:space="1" w:color="AAB4C0"/>
+        </w:pBdr>
+      </w:pPr>
+    </w:p>
+    <w:p>
+      <w:pPr>
+        <w:spacing w:before="260"/>
+        <w:pBdr>
+          <w:bottom w:val="single" w:sz="4" w:space="1" w:color="AAB4C0"/>
+        </w:pBdr>
+      </w:pPr>
+    </w:p>
+    <w:p>
+      <w:pPr>
+        <w:spacing w:before="260"/>
+        <w:pBdr>
+          <w:bottom w:val="single" w:sz="4" w:space="1" w:color="AAB4C0"/>
+        </w:pBdr>
+      </w:pPr>
+    </w:p>
+    <w:p>
+      <w:pPr>
+        <w:spacing w:before="260"/>
+        <w:pBdr>
+          <w:bottom w:val="single" w:sz="4" w:space="1" w:color="AAB4C0"/>
+        </w:pBdr>
+      </w:pPr>
+    </w:p>
+    <w:p>
+      <w:pPr>
+        <w:spacing w:before="260"/>
+        <w:pBdr>
+          <w:bottom w:val="single" w:sz="4" w:space="1" w:color="AAB4C0"/>
+        </w:pBdr>
+      </w:pPr>
+    </w:p>
+    <w:p>
+      <w:pPr>
+        <w:pBdr>
+          <w:bottom w:val="single" w:sz="6" w:space="1" w:color="AAAAAA"/>
+        </w:pBdr>
+      </w:pPr>
+    </w:p>
+    <w:p>
+      <w:pPr>
+        <w:pBdr>
+          <w:bottom w:val="single" w:sz="6" w:space="1" w:color="AAAAAA"/>
+        </w:pBdr>
+      </w:pPr>
+    </w:p>
+    <w:p>
+      <w:pPr>
+        <w:pBdr>
+          <w:bottom w:val="single" w:sz="6" w:space="1" w:color="AAAAAA"/>
+        </w:pBdr>
+      </w:pPr>
+    </w:p>
+    <w:p>
+      <w:pPr>
+        <w:pBdr>
+          <w:bottom w:val="single" w:sz="6" w:space="1" w:color="AAAAAA"/>
+        </w:pBdr>
+      </w:pPr>
+    </w:p>
+    <w:p>
+      <w:r>
+        <w:rPr>
+          <w:b/>
+        </w:rPr>
+        <w:t>Q8\</w:t>
+      </w:r>
+      <w:r>
+        <w:t>* An animation studio is buying new workstations. The workstations will spend most of their time rendering complex 3D scenes, but staff will also use them for everyday office tasks such as email and word processing. The studio must choose how to spend a fixed budget across: a higher clock speed, more CPU cores, more cache, and a dedicated GPU.</w:t>
+      </w:r>
+    </w:p>
+    <w:p>
+      <w:r>
+        <w:t xml:space="preserve">Discuss the factors the studio should consider when specifying the processors for these workstations, and recommend how the budget should be spent. </w:t>
+      </w:r>
+      <w:r>
+        <w:rPr>
+          <w:b/>
+        </w:rPr>
+        <w:t>[9]</w:t>
+      </w:r>
+      <w:r>
+        <w:t xml:space="preserve"> (AO3)</w:t>
+      </w:r>
+    </w:p>
+    <w:p>
+      <w:pPr>
+        <w:spacing w:before="260"/>
+        <w:pBdr>
+          <w:bottom w:val="single" w:sz="4" w:space="1" w:color="AAB4C0"/>
+        </w:pBdr>
+      </w:pPr>
+    </w:p>
+    <w:p>
+      <w:pPr>
+        <w:spacing w:before="260"/>
+        <w:pBdr>
+          <w:bottom w:val="single" w:sz="4" w:space="1" w:color="AAB4C0"/>
+        </w:pBdr>
+      </w:pPr>
+    </w:p>
+    <w:p>
+      <w:pPr>
+        <w:spacing w:before="260"/>
+        <w:pBdr>
+          <w:bottom w:val="single" w:sz="4" w:space="1" w:color="AAB4C0"/>
+        </w:pBdr>
+      </w:pPr>
+    </w:p>
+    <w:p>
+      <w:pPr>
+        <w:spacing w:before="260"/>
+        <w:pBdr>
+          <w:bottom w:val="single" w:sz="4" w:space="1" w:color="AAB4C0"/>
+        </w:pBdr>
+      </w:pPr>
+    </w:p>
+    <w:p>
+      <w:pPr>
+        <w:spacing w:before="260"/>
+        <w:pBdr>
+          <w:bottom w:val="single" w:sz="4" w:space="1" w:color="AAB4C0"/>
+        </w:pBdr>
+      </w:pPr>
+    </w:p>
+    <w:p>
+      <w:pPr>
+        <w:spacing w:before="260"/>
+        <w:pBdr>
+          <w:bottom w:val="single" w:sz="4" w:space="1" w:color="AAB4C0"/>
+        </w:pBdr>
+      </w:pPr>
+    </w:p>
+    <w:p>
+      <w:pPr>
+        <w:spacing w:before="260"/>
+        <w:pBdr>
+          <w:bottom w:val="single" w:sz="4" w:space="1" w:color="AAB4C0"/>
+        </w:pBdr>
+      </w:pPr>
+    </w:p>
+    <w:p>
+      <w:pPr>
+        <w:spacing w:before="260"/>
+        <w:pBdr>
+          <w:bottom w:val="single" w:sz="4" w:space="1" w:color="AAB4C0"/>
+        </w:pBdr>
+      </w:pPr>
+    </w:p>
+    <w:p>
+      <w:pPr>
+        <w:spacing w:before="260"/>
+        <w:pBdr>
+          <w:bottom w:val="single" w:sz="4" w:space="1" w:color="AAB4C0"/>
+        </w:pBdr>
+      </w:pPr>
+    </w:p>
+    <w:p>
+      <w:pPr>
+        <w:spacing w:before="260"/>
+        <w:pBdr>
+          <w:bottom w:val="single" w:sz="4" w:space="1" w:color="AAB4C0"/>
+        </w:pBdr>
+      </w:pPr>
+    </w:p>
+    <w:p>
+      <w:pPr>
+        <w:spacing w:before="260"/>
+        <w:pBdr>
+          <w:bottom w:val="single" w:sz="4" w:space="1" w:color="AAB4C0"/>
+        </w:pBdr>
+      </w:pPr>
+    </w:p>
+    <w:p>
+      <w:pPr>
+        <w:spacing w:before="260"/>
+        <w:pBdr>
+          <w:bottom w:val="single" w:sz="4" w:space="1" w:color="AAB4C0"/>
+        </w:pBdr>
+      </w:pPr>
+    </w:p>
+    <w:p>
+      <w:r>
+        <w:rPr>
+          <w:i/>
+        </w:rPr>
+        <w:t>The quality of your extended response will be assessed in this question.</w:t>
+      </w:r>
+    </w:p>
+    <w:p>
+      <w:pPr>
+        <w:pBdr>
+          <w:bottom w:val="single" w:sz="6" w:space="1" w:color="AAAAAA"/>
+        </w:pBdr>
+      </w:pPr>
+    </w:p>
+    <w:p>
+      <w:pPr>
+        <w:pBdr>
+          <w:bottom w:val="single" w:sz="6" w:space="1" w:color="AAAAAA"/>
+        </w:pBdr>
+      </w:pPr>
+    </w:p>
+    <w:p>
+      <w:pPr>
+        <w:pBdr>
+          <w:bottom w:val="single" w:sz="6" w:space="1" w:color="AAAAAA"/>
+        </w:pBdr>
+      </w:pPr>
+    </w:p>
+    <w:p>
+      <w:pPr>
+        <w:pBdr>
+          <w:bottom w:val="single" w:sz="6" w:space="1" w:color="AAAAAA"/>
+        </w:pBdr>
+      </w:pPr>
+    </w:p>
+    <w:p>
+      <w:pPr>
+        <w:pBdr>
+          <w:bottom w:val="single" w:sz="6" w:space="1" w:color="AAAAAA"/>
+        </w:pBdr>
+      </w:pPr>
+    </w:p>
+    <w:p>
+      <w:pPr>
+        <w:pBdr>
+          <w:bottom w:val="single" w:sz="6" w:space="1" w:color="AAAAAA"/>
+        </w:pBdr>
+      </w:pPr>
+    </w:p>
+    <w:p>
+      <w:pPr>
+        <w:pBdr>
+          <w:bottom w:val="single" w:sz="6" w:space="1" w:color="AAAAAA"/>
+        </w:pBdr>
+      </w:pPr>
+    </w:p>
+    <w:p>
+      <w:pPr>
+        <w:pBdr>
+          <w:bottom w:val="single" w:sz="6" w:space="1" w:color="AAAAAA"/>
+        </w:pBdr>
+      </w:pPr>
     </w:p>
     <w:p>
       <w:pPr>
